--- a/tillsyn/A 32348-2026 tillsynsbegäran.docx
+++ b/tillsyn/A 32348-2026 tillsynsbegäran.docx
@@ -249,7 +249,7 @@
     <w:r>
       <w:tab/>
       <w:tab/>
-      <w:t>2026-09-14</w:t>
+      <w:t>2026-09-15</w:t>
       <w:br/>
       <w:br/>
     </w:r>

--- a/tillsyn/A 32348-2026 tillsynsbegäran.docx
+++ b/tillsyn/A 32348-2026 tillsynsbegäran.docx
@@ -249,7 +249,7 @@
     <w:r>
       <w:tab/>
       <w:tab/>
-      <w:t>2026-09-15</w:t>
+      <w:t>2026-09-16</w:t>
       <w:br/>
       <w:br/>
     </w:r>

--- a/tillsyn/A 32348-2026 tillsynsbegäran.docx
+++ b/tillsyn/A 32348-2026 tillsynsbegäran.docx
@@ -249,7 +249,7 @@
     <w:r>
       <w:tab/>
       <w:tab/>
-      <w:t>2026-09-16</w:t>
+      <w:t>2026-09-17</w:t>
       <w:br/>
       <w:br/>
     </w:r>

--- a/tillsyn/A 32348-2026 tillsynsbegäran.docx
+++ b/tillsyn/A 32348-2026 tillsynsbegäran.docx
@@ -249,7 +249,7 @@
     <w:r>
       <w:tab/>
       <w:tab/>
-      <w:t>2026-09-17</w:t>
+      <w:t>2026-09-18</w:t>
       <w:br/>
       <w:br/>
     </w:r>

--- a/tillsyn/A 32348-2026 tillsynsbegäran.docx
+++ b/tillsyn/A 32348-2026 tillsynsbegäran.docx
@@ -249,7 +249,7 @@
     <w:r>
       <w:tab/>
       <w:tab/>
-      <w:t>2026-09-18</w:t>
+      <w:t>2026-09-19</w:t>
       <w:br/>
       <w:br/>
     </w:r>

--- a/tillsyn/A 32348-2026 tillsynsbegäran.docx
+++ b/tillsyn/A 32348-2026 tillsynsbegäran.docx
@@ -249,7 +249,7 @@
     <w:r>
       <w:tab/>
       <w:tab/>
-      <w:t>2026-09-19</w:t>
+      <w:t>2026-09-21</w:t>
       <w:br/>
       <w:br/>
     </w:r>

--- a/tillsyn/A 32348-2026 tillsynsbegäran.docx
+++ b/tillsyn/A 32348-2026 tillsynsbegäran.docx
@@ -249,7 +249,7 @@
     <w:r>
       <w:tab/>
       <w:tab/>
-      <w:t>2026-09-21</w:t>
+      <w:t>2026-09-23</w:t>
       <w:br/>
       <w:br/>
     </w:r>

--- a/tillsyn/A 32348-2026 tillsynsbegäran.docx
+++ b/tillsyn/A 32348-2026 tillsynsbegäran.docx
@@ -249,7 +249,7 @@
     <w:r>
       <w:tab/>
       <w:tab/>
-      <w:t>2026-09-23</w:t>
+      <w:t>2026-09-24</w:t>
       <w:br/>
       <w:br/>
     </w:r>

--- a/tillsyn/A 32348-2026 tillsynsbegäran.docx
+++ b/tillsyn/A 32348-2026 tillsynsbegäran.docx
@@ -249,7 +249,7 @@
     <w:r>
       <w:tab/>
       <w:tab/>
-      <w:t>2026-09-24</w:t>
+      <w:t>2026-09-25</w:t>
       <w:br/>
       <w:br/>
     </w:r>

--- a/tillsyn/A 32348-2026 tillsynsbegäran.docx
+++ b/tillsyn/A 32348-2026 tillsynsbegäran.docx
@@ -249,7 +249,7 @@
     <w:r>
       <w:tab/>
       <w:tab/>
-      <w:t>2026-09-25</w:t>
+      <w:t>2026-09-26</w:t>
       <w:br/>
       <w:br/>
     </w:r>

--- a/tillsyn/A 32348-2026 tillsynsbegäran.docx
+++ b/tillsyn/A 32348-2026 tillsynsbegäran.docx
@@ -249,7 +249,7 @@
     <w:r>
       <w:tab/>
       <w:tab/>
-      <w:t>2026-09-26</w:t>
+      <w:t>2026-09-27</w:t>
       <w:br/>
       <w:br/>
     </w:r>

--- a/tillsyn/A 32348-2026 tillsynsbegäran.docx
+++ b/tillsyn/A 32348-2026 tillsynsbegäran.docx
@@ -249,7 +249,7 @@
     <w:r>
       <w:tab/>
       <w:tab/>
-      <w:t>2026-09-27</w:t>
+      <w:t>2026-09-28</w:t>
       <w:br/>
       <w:br/>
     </w:r>

--- a/tillsyn/A 32348-2026 tillsynsbegäran.docx
+++ b/tillsyn/A 32348-2026 tillsynsbegäran.docx
@@ -249,7 +249,7 @@
     <w:r>
       <w:tab/>
       <w:tab/>
-      <w:t>2026-09-28</w:t>
+      <w:t>2026-09-29</w:t>
       <w:br/>
       <w:br/>
     </w:r>

--- a/tillsyn/A 32348-2026 tillsynsbegäran.docx
+++ b/tillsyn/A 32348-2026 tillsynsbegäran.docx
@@ -249,7 +249,7 @@
     <w:r>
       <w:tab/>
       <w:tab/>
-      <w:t>2026-09-29</w:t>
+      <w:t>2026-09-30</w:t>
       <w:br/>
       <w:br/>
     </w:r>

--- a/tillsyn/A 32348-2026 tillsynsbegäran.docx
+++ b/tillsyn/A 32348-2026 tillsynsbegäran.docx
@@ -249,7 +249,7 @@
     <w:r>
       <w:tab/>
       <w:tab/>
-      <w:t>2026-09-30</w:t>
+      <w:t>2026-10-01</w:t>
       <w:br/>
       <w:br/>
     </w:r>

--- a/tillsyn/A 32348-2026 tillsynsbegäran.docx
+++ b/tillsyn/A 32348-2026 tillsynsbegäran.docx
@@ -249,7 +249,7 @@
     <w:r>
       <w:tab/>
       <w:tab/>
-      <w:t>2026-10-01</w:t>
+      <w:t>2026-10-02</w:t>
       <w:br/>
       <w:br/>
     </w:r>

--- a/tillsyn/A 32348-2026 tillsynsbegäran.docx
+++ b/tillsyn/A 32348-2026 tillsynsbegäran.docx
@@ -249,7 +249,7 @@
     <w:r>
       <w:tab/>
       <w:tab/>
-      <w:t>2026-10-02</w:t>
+      <w:t>2026-10-03</w:t>
       <w:br/>
       <w:br/>
     </w:r>

--- a/tillsyn/A 32348-2026 tillsynsbegäran.docx
+++ b/tillsyn/A 32348-2026 tillsynsbegäran.docx
@@ -249,7 +249,7 @@
     <w:r>
       <w:tab/>
       <w:tab/>
-      <w:t>2026-10-03</w:t>
+      <w:t>2026-10-04</w:t>
       <w:br/>
       <w:br/>
     </w:r>

--- a/tillsyn/A 32348-2026 tillsynsbegäran.docx
+++ b/tillsyn/A 32348-2026 tillsynsbegäran.docx
@@ -249,7 +249,7 @@
     <w:r>
       <w:tab/>
       <w:tab/>
-      <w:t>2026-10-04</w:t>
+      <w:t>2026-10-05</w:t>
       <w:br/>
       <w:br/>
     </w:r>

--- a/tillsyn/A 32348-2026 tillsynsbegäran.docx
+++ b/tillsyn/A 32348-2026 tillsynsbegäran.docx
@@ -249,7 +249,7 @@
     <w:r>
       <w:tab/>
       <w:tab/>
-      <w:t>2026-10-05</w:t>
+      <w:t>2026-10-06</w:t>
       <w:br/>
       <w:br/>
     </w:r>

--- a/tillsyn/A 32348-2026 tillsynsbegäran.docx
+++ b/tillsyn/A 32348-2026 tillsynsbegäran.docx
@@ -249,7 +249,7 @@
     <w:r>
       <w:tab/>
       <w:tab/>
-      <w:t>2026-10-06</w:t>
+      <w:t>2026-10-07</w:t>
       <w:br/>
       <w:br/>
     </w:r>

--- a/tillsyn/A 32348-2026 tillsynsbegäran.docx
+++ b/tillsyn/A 32348-2026 tillsynsbegäran.docx
@@ -249,7 +249,7 @@
     <w:r>
       <w:tab/>
       <w:tab/>
-      <w:t>2026-10-07</w:t>
+      <w:t>2026-10-08</w:t>
       <w:br/>
       <w:br/>
     </w:r>

--- a/tillsyn/A 32348-2026 tillsynsbegäran.docx
+++ b/tillsyn/A 32348-2026 tillsynsbegäran.docx
@@ -249,7 +249,7 @@
     <w:r>
       <w:tab/>
       <w:tab/>
-      <w:t>2026-10-08</w:t>
+      <w:t>2026-10-09</w:t>
       <w:br/>
       <w:br/>
     </w:r>

--- a/tillsyn/A 32348-2026 tillsynsbegäran.docx
+++ b/tillsyn/A 32348-2026 tillsynsbegäran.docx
@@ -249,7 +249,7 @@
     <w:r>
       <w:tab/>
       <w:tab/>
-      <w:t>2026-10-09</w:t>
+      <w:t>2026-10-10</w:t>
       <w:br/>
       <w:br/>
     </w:r>

--- a/tillsyn/A 32348-2026 tillsynsbegäran.docx
+++ b/tillsyn/A 32348-2026 tillsynsbegäran.docx
@@ -249,7 +249,7 @@
     <w:r>
       <w:tab/>
       <w:tab/>
-      <w:t>2026-10-10</w:t>
+      <w:t>2026-10-11</w:t>
       <w:br/>
       <w:br/>
     </w:r>

--- a/tillsyn/A 32348-2026 tillsynsbegäran.docx
+++ b/tillsyn/A 32348-2026 tillsynsbegäran.docx
@@ -249,7 +249,7 @@
     <w:r>
       <w:tab/>
       <w:tab/>
-      <w:t>2026-10-11</w:t>
+      <w:t>2026-10-12</w:t>
       <w:br/>
       <w:br/>
     </w:r>

--- a/tillsyn/A 32348-2026 tillsynsbegäran.docx
+++ b/tillsyn/A 32348-2026 tillsynsbegäran.docx
@@ -249,7 +249,7 @@
     <w:r>
       <w:tab/>
       <w:tab/>
-      <w:t>2026-10-12</w:t>
+      <w:t>2026-10-13</w:t>
       <w:br/>
       <w:br/>
     </w:r>

--- a/tillsyn/A 32348-2026 tillsynsbegäran.docx
+++ b/tillsyn/A 32348-2026 tillsynsbegäran.docx
@@ -249,7 +249,7 @@
     <w:r>
       <w:tab/>
       <w:tab/>
-      <w:t>2026-10-13</w:t>
+      <w:t>2026-10-14</w:t>
       <w:br/>
       <w:br/>
     </w:r>

--- a/tillsyn/A 32348-2026 tillsynsbegäran.docx
+++ b/tillsyn/A 32348-2026 tillsynsbegäran.docx
@@ -249,7 +249,7 @@
     <w:r>
       <w:tab/>
       <w:tab/>
-      <w:t>2026-10-14</w:t>
+      <w:t>2026-10-15</w:t>
       <w:br/>
       <w:br/>
     </w:r>

--- a/tillsyn/A 32348-2026 tillsynsbegäran.docx
+++ b/tillsyn/A 32348-2026 tillsynsbegäran.docx
@@ -22,7 +22,7 @@
       <w:r>
         <w:drawing>
           <wp:inline xmlns:a="http://schemas.openxmlformats.org/drawingml/2006/main" xmlns:pic="http://schemas.openxmlformats.org/drawingml/2006/picture">
-            <wp:extent cx="5486400" cy="5563700"/>
+            <wp:extent cx="5486400" cy="5682478"/>
             <wp:docPr id="1" name="Picture 1"/>
             <wp:cNvGraphicFramePr>
               <a:graphicFrameLocks noChangeAspect="1"/>
@@ -43,7 +43,7 @@
                   <pic:spPr>
                     <a:xfrm>
                       <a:off x="0" y="0"/>
-                      <a:ext cx="5486400" cy="5563700"/>
+                      <a:ext cx="5486400" cy="5682478"/>
                     </a:xfrm>
                     <a:prstGeom prst="rect"/>
                   </pic:spPr>
@@ -60,12 +60,12 @@
         <w:spacing w:after="240"/>
       </w:pPr>
       <w:r>
-        <w:t>Figur 1. Fyndplatser för naturvårdsarter inom 2 meter från avverkningsanmälan. Markörer utan svart kant är placerade på fyndplatsen. Markörer med svart kant är placerade vid sidan av fyndplatsen och har ett svart streck som visar fyndplatsens exakta position. Kartans mittpunktskoordinat är N 6383141, E 548418 i SWEREF 99 TM.</w:t>
+        <w:t>Figur 1. Fyndplatser för naturvårdsarter inom 22 meter från avverkningsanmälan. Markörer utan svart kant är placerade på fyndplatsen. Markörer med svart kant är placerade vid sidan av fyndplatsen och har ett svart streck som visar fyndplatsens exakta position. Kartans mittpunktskoordinat är N 6383141, E 548418 i SWEREF 99 TM.</w:t>
       </w:r>
     </w:p>
     <w:p>
       <w:r>
-        <w:t>Inom 2 meter från avverkningsanmälan finns fynd av 1 naturvårdsarter, varav 1 är fridlyst: kungsfågel (§4). Se Figur 1.</w:t>
+        <w:t>Inom 22 meter från avverkningsanmälan finns fynd av 2 naturvårdsarter, varav 1 är rödlistad och 1 är fridlyst: tallfingersvamp (NT) och kungsfågel (§4). Se Figur 1.</w:t>
       </w:r>
     </w:p>
     <w:p>
@@ -97,6 +97,17 @@
     <w:p>
       <w:r>
         <w:t>Nedan följer beskrivningar av de naturvårdsarter och fridlysta arter som har sina livsmiljöer och växtplatser i den avverkningsanmälda skogen. De påträffade naturvårdsarterna är ett tydligt kvitto på att det rör sig om en skog med höga naturvärden.</w:t>
+      </w:r>
+    </w:p>
+    <w:p>
+      <w:r>
+        <w:rPr>
+          <w:b/>
+        </w:rPr>
+        <w:t xml:space="preserve">Tallfingersvamp (NT) </w:t>
+      </w:r>
+      <w:r>
+        <w:t>bildar mykorrhiza med tall och gran i äldre barrskog, framför allt sandtallskog men även i annan näringsfattig barrskog, huvudsakligen i äldre kontinuitetsskog. Den totala populationen i landet har minskat och bedöms fortsätta minska till följd av avverkning av barrskogar med trädkontinuitet. Minskningstakten för den svenska populationen bedöms vara nära gränsvärdet för Sårbar (VU). Slutavverkning, gödsling eller exploatering måste undvikas (SLU Artdatabanken, 2026).</w:t>
       </w:r>
     </w:p>
     <w:p>
@@ -249,7 +260,7 @@
     <w:r>
       <w:tab/>
       <w:tab/>
-      <w:t>2026-10-15</w:t>
+      <w:t>2026-10-16</w:t>
       <w:br/>
       <w:br/>
     </w:r>

--- a/tillsyn/A 32348-2026 tillsynsbegäran.docx
+++ b/tillsyn/A 32348-2026 tillsynsbegäran.docx
@@ -260,7 +260,7 @@
     <w:r>
       <w:tab/>
       <w:tab/>
-      <w:t>2026-10-16</w:t>
+      <w:t>2026-10-17</w:t>
       <w:br/>
       <w:br/>
     </w:r>

--- a/tillsyn/A 32348-2026 tillsynsbegäran.docx
+++ b/tillsyn/A 32348-2026 tillsynsbegäran.docx
@@ -260,7 +260,7 @@
     <w:r>
       <w:tab/>
       <w:tab/>
-      <w:t>2026-10-17</w:t>
+      <w:t>2026-10-18</w:t>
       <w:br/>
       <w:br/>
     </w:r>

--- a/tillsyn/A 32348-2026 tillsynsbegäran.docx
+++ b/tillsyn/A 32348-2026 tillsynsbegäran.docx
@@ -260,7 +260,7 @@
     <w:r>
       <w:tab/>
       <w:tab/>
-      <w:t>2026-10-18</w:t>
+      <w:t>2026-10-19</w:t>
       <w:br/>
       <w:br/>
     </w:r>

--- a/tillsyn/A 32348-2026 tillsynsbegäran.docx
+++ b/tillsyn/A 32348-2026 tillsynsbegäran.docx
@@ -260,7 +260,7 @@
     <w:r>
       <w:tab/>
       <w:tab/>
-      <w:t>2026-10-19</w:t>
+      <w:t>2026-10-20</w:t>
       <w:br/>
       <w:br/>
     </w:r>

--- a/tillsyn/A 32348-2026 tillsynsbegäran.docx
+++ b/tillsyn/A 32348-2026 tillsynsbegäran.docx
@@ -260,7 +260,7 @@
     <w:r>
       <w:tab/>
       <w:tab/>
-      <w:t>2026-10-20</w:t>
+      <w:t>2026-10-21</w:t>
       <w:br/>
       <w:br/>
     </w:r>

--- a/tillsyn/A 32348-2026 tillsynsbegäran.docx
+++ b/tillsyn/A 32348-2026 tillsynsbegäran.docx
@@ -260,7 +260,7 @@
     <w:r>
       <w:tab/>
       <w:tab/>
-      <w:t>2026-10-21</w:t>
+      <w:t>2026-10-22</w:t>
       <w:br/>
       <w:br/>
     </w:r>

--- a/tillsyn/A 32348-2026 tillsynsbegäran.docx
+++ b/tillsyn/A 32348-2026 tillsynsbegäran.docx
@@ -260,7 +260,7 @@
     <w:r>
       <w:tab/>
       <w:tab/>
-      <w:t>2026-10-22</w:t>
+      <w:t>2026-10-23</w:t>
       <w:br/>
       <w:br/>
     </w:r>

--- a/tillsyn/A 32348-2026 tillsynsbegäran.docx
+++ b/tillsyn/A 32348-2026 tillsynsbegäran.docx
@@ -260,7 +260,7 @@
     <w:r>
       <w:tab/>
       <w:tab/>
-      <w:t>2026-10-23</w:t>
+      <w:t>2026-10-24</w:t>
       <w:br/>
       <w:br/>
     </w:r>

--- a/tillsyn/A 32348-2026 tillsynsbegäran.docx
+++ b/tillsyn/A 32348-2026 tillsynsbegäran.docx
@@ -260,7 +260,7 @@
     <w:r>
       <w:tab/>
       <w:tab/>
-      <w:t>2026-10-24</w:t>
+      <w:t>2026-10-25</w:t>
       <w:br/>
       <w:br/>
     </w:r>

--- a/tillsyn/A 32348-2026 tillsynsbegäran.docx
+++ b/tillsyn/A 32348-2026 tillsynsbegäran.docx
@@ -22,7 +22,7 @@
       <w:r>
         <w:drawing>
           <wp:inline xmlns:a="http://schemas.openxmlformats.org/drawingml/2006/main" xmlns:pic="http://schemas.openxmlformats.org/drawingml/2006/picture">
-            <wp:extent cx="5486400" cy="5682478"/>
+            <wp:extent cx="5304726" cy="5724000"/>
             <wp:docPr id="1" name="Picture 1"/>
             <wp:cNvGraphicFramePr>
               <a:graphicFrameLocks noChangeAspect="1"/>
@@ -43,7 +43,7 @@
                   <pic:spPr>
                     <a:xfrm>
                       <a:off x="0" y="0"/>
-                      <a:ext cx="5486400" cy="5682478"/>
+                      <a:ext cx="5304726" cy="5724000"/>
                     </a:xfrm>
                     <a:prstGeom prst="rect"/>
                   </pic:spPr>
@@ -65,7 +65,7 @@
     </w:p>
     <w:p>
       <w:r>
-        <w:t>Inom 22 meter från avverkningsanmälan finns fynd av 2 naturvårdsarter, varav 1 är rödlistad och 1 är fridlyst: tallfingersvamp (NT) och kungsfågel (§4). Se Figur 1.</w:t>
+        <w:t>Inom 22 meter från avverkningsanmälan finns fynd av 4 naturvårdsarter, varav 3 är rödlistade, 1 är fridlyst och 1 är typisk (T): skrovlig taggsvamp (VU), motaggsvamp (NT, T), tallfingersvamp (NT) och kungsfågel (§4). Se Figur 1.</w:t>
       </w:r>
     </w:p>
     <w:p>
@@ -97,6 +97,37 @@
     <w:p>
       <w:r>
         <w:t>Nedan följer beskrivningar av de naturvårdsarter och fridlysta arter som har sina livsmiljöer och växtplatser i den avverkningsanmälda skogen. De påträffade naturvårdsarterna är ett tydligt kvitto på att det rör sig om en skog med höga naturvärden.</w:t>
+      </w:r>
+    </w:p>
+    <w:p>
+      <w:r>
+        <w:rPr>
+          <w:b/>
+        </w:rPr>
+        <w:t xml:space="preserve">Skrovlig taggsvamp (VU) </w:t>
+      </w:r>
+      <w:r>
+        <w:t>bildar mykorrhiza med tall i äldre tallskog, framför allt på tallhed. Den växer huvudsakligen i äldre barrskog som hotas av slutavverkning. Genom att äldre barrskogar och naturskogar blir allt sällsyntare, missgynnas arten av skogsbruk. Arten ingår i ett åtgärdsprogram för hotade arter (ÅGP) och en långsiktig tillgång till svampens värdträd behöver säkras genom att växtplatserna undantas från avverkning. Skrovlig taggsvamp är globalt rödlistad som nära hotad (NT) vilket innebär att Sverige har ett internationellt ansvar för arten (IUCN, 2025; SLU Artdatabanken, 2026; Nitare, 2006).</w:t>
+      </w:r>
+    </w:p>
+    <w:p>
+      <w:r>
+        <w:rPr>
+          <w:b/>
+        </w:rPr>
+        <w:t xml:space="preserve">Motaggsvamp (NT) </w:t>
+      </w:r>
+      <w:r>
+        <w:t xml:space="preserve">bildar mykorrhiza med tall i tallskog och hittas huvudsakligen i äldre, glesare skogsbestånd och hällmarksimpediment. Arten hotas främst av skogsavverkning och tycks försvinna efter slutavverkning, markberedning och plantering. Motaggsvamp är typisk art för </w:t>
+      </w:r>
+      <w:r>
+        <w:rPr>
+          <w:i/>
+        </w:rPr>
+        <w:t>9010 Taiga</w:t>
+      </w:r>
+      <w:r>
+        <w:t xml:space="preserve"> (SLU Artdatabanken, 2024).</w:t>
       </w:r>
     </w:p>
     <w:p>
@@ -260,7 +291,7 @@
     <w:r>
       <w:tab/>
       <w:tab/>
-      <w:t>2026-10-25</w:t>
+      <w:t>2026-10-26</w:t>
       <w:br/>
       <w:br/>
     </w:r>

--- a/tillsyn/A 32348-2026 tillsynsbegäran.docx
+++ b/tillsyn/A 32348-2026 tillsynsbegäran.docx
@@ -291,7 +291,7 @@
     <w:r>
       <w:tab/>
       <w:tab/>
-      <w:t>2026-10-26</w:t>
+      <w:t>2026-10-27</w:t>
       <w:br/>
       <w:br/>
     </w:r>

--- a/tillsyn/A 32348-2026 tillsynsbegäran.docx
+++ b/tillsyn/A 32348-2026 tillsynsbegäran.docx
@@ -291,7 +291,7 @@
     <w:r>
       <w:tab/>
       <w:tab/>
-      <w:t>2026-10-27</w:t>
+      <w:t>2026-10-28</w:t>
       <w:br/>
       <w:br/>
     </w:r>

--- a/tillsyn/A 32348-2026 tillsynsbegäran.docx
+++ b/tillsyn/A 32348-2026 tillsynsbegäran.docx
@@ -291,7 +291,7 @@
     <w:r>
       <w:tab/>
       <w:tab/>
-      <w:t>2026-10-28</w:t>
+      <w:t>2026-10-29</w:t>
       <w:br/>
       <w:br/>
     </w:r>

--- a/tillsyn/A 32348-2026 tillsynsbegäran.docx
+++ b/tillsyn/A 32348-2026 tillsynsbegäran.docx
@@ -291,7 +291,7 @@
     <w:r>
       <w:tab/>
       <w:tab/>
-      <w:t>2026-10-29</w:t>
+      <w:t>2026-10-31</w:t>
       <w:br/>
       <w:br/>
     </w:r>
